--- a/README.docx
+++ b/README.docx
@@ -103,7 +103,7 @@
           <w:sz-cs w:val="24"/>
           <w:spacing w:val="0"/>
         </w:rPr>
-        <w:t xml:space="preserve"> (bonus 2). An "Enable animations" checkbox in the toolbar, unchecked by default. When on, short (well under 2 seconds) fade transitions play when switching between the Events/Users tabs and when an event/user detail pane refreshes. When off, these calls are complete no-ops, not just faster - so disabling it costs nothing.</w:t>
+        <w:t xml:space="preserve"> (bonus 2). An "Enable animations" checkbox in the toolbar, unchecked by default. When on, short (well under 2 seconds) fade transitions play when switching between the Events/Users tabs and when an event/user detail pane refreshes. When off, these calls are complete no-ops, not just faster, so disabling it costs nothing.</w:t>
       </w:r>
     </w:p>
     <w:p>
@@ -399,7 +399,7 @@
           <w:sz-cs w:val="24"/>
           <w:spacing w:val="0"/>
         </w:rPr>
-        <w:t xml:space="preserve"> (or run it from a Windows cmd prompt). It runs </w:t>
+        <w:t xml:space="preserve"> (or run it from a Windows command prompt). It runs </w:t>
       </w:r>
       <w:r>
         <w:rPr>
@@ -579,7 +579,7 @@
           <w:sz-cs w:val="24"/>
           <w:spacing w:val="0"/>
         </w:rPr>
-        <w:t xml:space="preserve"> combo box in the toolbar to pick which loaded user you want to act as (see "Assumptions" below for why this exists instead of a login screen). Actions that require being a specific user (buying shares, placing orders, opening/closing an event as its market maker) use whoever is currently selected there.</w:t>
+        <w:t xml:space="preserve"> combo box in the toolbar to pick which loaded user you want to act as (see "Assumptions" below for why this exists instead of a login screen). Any action that has to be performed "as" someone - buying shares, placing an order, opening/closing an event as its market maker - uses whoever is currently selected there.</w:t>
       </w:r>
     </w:p>
     <w:p>
@@ -948,7 +948,7 @@
           <w:sz-cs w:val="24"/>
           <w:spacing w:val="0"/>
         </w:rPr>
-        <w:t xml:space="preserve"> - Appendix A's math (reusing Exercise 1's </w:t>
+        <w:t xml:space="preserve"> implements Appendix A's math (reusing Exercise 1's </w:t>
       </w:r>
       <w:r>
         <w:rPr>
@@ -1021,7 +1021,7 @@
           <w:sz-cs w:val="24"/>
           <w:spacing w:val="0"/>
         </w:rPr>
-        <w:t xml:space="preserve"> - the central limit order book (Appendix B): price-time-priority matching, peer-to-peer minting, and its own </w:t>
+        <w:t xml:space="preserve"> is the central limit order book from Appendix B: price-time priority matching, peer-to-peer minting, and its own </w:t>
       </w:r>
       <w:r>
         <w:rPr>
@@ -1260,7 +1260,7 @@
           <w:sz-cs w:val="24"/>
           <w:spacing w:val="0"/>
         </w:rPr>
-        <w:t xml:space="preserve"> - what a close/order-placement produced (who gets paid what, who got newly blocked), for the engine to apply and the UI to show.</w:t>
+        <w:t xml:space="preserve"> - what a close/order placement produced (who gets paid what, who got newly blocked), for the engine to apply and the UI to show.</w:t>
       </w:r>
     </w:p>
     <w:p>
@@ -1916,7 +1916,7 @@
           <w:sz-cs w:val="24"/>
           <w:spacing w:val="0"/>
         </w:rPr>
-        <w:t xml:space="preserve"> - one option's book (bids/asks tables, LAST/BID/ASK/MID/ SPREAD, order-entry form).</w:t>
+        <w:t xml:space="preserve"> - one option's book (bids/asks tables, LAST/BID/ASK/MID/SPREAD, order-entry form).</w:t>
       </w:r>
     </w:p>
     <w:p>
@@ -2054,7 +2054,6 @@
           <w:rFonts w:ascii="Times" w:hAnsi="Times" w:cs="Times"/>
           <w:sz w:val="24"/>
           <w:sz-cs w:val="24"/>
-          <w:b/>
         </w:rPr>
         <w:t xml:space="preserve"/>
         <w:tab/>
@@ -2067,31 +2066,20 @@
           <w:rFonts w:ascii="Times" w:hAnsi="Times" w:cs="Times"/>
           <w:sz w:val="24"/>
           <w:sz-cs w:val="24"/>
-          <w:b/>
-          <w:spacing w:val="0"/>
-        </w:rPr>
-        <w:t xml:space="preserve">No login screen.</w:t>
-      </w:r>
-      <w:r>
-        <w:rPr>
-          <w:rFonts w:ascii="Times" w:hAnsi="Times" w:cs="Times"/>
-          <w:sz w:val="24"/>
-          <w:sz-cs w:val="24"/>
-          <w:spacing w:val="0"/>
-        </w:rPr>
-        <w:t xml:space="preserve"> The assignment describes the grader "playing" different users' roles, but a real login only becomes a requirement in Exercise 3 (client-server). We added an "Acting as" combo box in the toolbar, populated from the loaded file's users, so any action that needs to be performed "as" someone (buying, placing an order, opening/closing an event) uses whoever is currently selected there.</w:t>
-      </w:r>
-    </w:p>
-    <w:p>
-      <w:pPr>
-        <w:ind w:left="720" w:first-line="-720"/>
-      </w:pPr>
-      <w:r>
-        <w:rPr>
-          <w:rFonts w:ascii="Times" w:hAnsi="Times" w:cs="Times"/>
-          <w:sz w:val="24"/>
-          <w:sz-cs w:val="24"/>
-          <w:b/>
+          <w:spacing w:val="0"/>
+        </w:rPr>
+        <w:t xml:space="preserve">No login screen. The assignment talks about the grader "playing" different users, but doesn't ask for an actual login for this exercise, so we just put an "Acting as" combo box in the toolbar, filled from the loaded file's users. Whoever is selected there is who buying, placing orders, and opening/closing events happens as.</w:t>
+      </w:r>
+    </w:p>
+    <w:p>
+      <w:pPr>
+        <w:ind w:left="720" w:first-line="-720"/>
+      </w:pPr>
+      <w:r>
+        <w:rPr>
+          <w:rFonts w:ascii="Times" w:hAnsi="Times" w:cs="Times"/>
+          <w:sz w:val="24"/>
+          <w:sz-cs w:val="24"/>
         </w:rPr>
         <w:t xml:space="preserve"/>
         <w:tab/>
@@ -2104,50 +2092,20 @@
           <w:rFonts w:ascii="Times" w:hAnsi="Times" w:cs="Times"/>
           <w:sz w:val="24"/>
           <w:sz-cs w:val="24"/>
-          <w:b/>
-          <w:spacing w:val="0"/>
-        </w:rPr>
-        <w:t xml:space="preserve">LMSR commission routing.</w:t>
-      </w:r>
-      <w:r>
-        <w:rPr>
-          <w:rFonts w:ascii="Times" w:hAnsi="Times" w:cs="Times"/>
-          <w:sz w:val="24"/>
-          <w:sz-cs w:val="24"/>
-          <w:spacing w:val="0"/>
-        </w:rPr>
-        <w:t xml:space="preserve"> Appendix A's own worked example shows commission effectively staying in the event's pool account until the leftover subsidy returns to the market maker at close (69.31 in, 100 paid out at $1/share, 31.32 back to the market maker - no separate "MM wallet" mid-event). We kept that: LMSR commission accumulates into the event account and reaches the market maker only via the final close-time sweep. Order-book commission, by contrast, is described in Appendix B as going </w:t>
-      </w:r>
-      <w:r>
-        <w:rPr>
-          <w:rFonts w:ascii="Times" w:hAnsi="Times" w:cs="Times"/>
-          <w:sz w:val="24"/>
-          <w:sz-cs w:val="24"/>
-          <w:i/>
-          <w:spacing w:val="0"/>
-        </w:rPr>
-        <w:t xml:space="preserve">directly</w:t>
-      </w:r>
-      <w:r>
-        <w:rPr>
-          <w:rFonts w:ascii="Times" w:hAnsi="Times" w:cs="Times"/>
-          <w:sz w:val="24"/>
-          <w:sz-cs w:val="24"/>
-          <w:spacing w:val="0"/>
-        </w:rPr>
-        <w:t xml:space="preserve"> to the market maker's account at trade/close time, so we route it that way for order-book events specifically.</w:t>
-      </w:r>
-    </w:p>
-    <w:p>
-      <w:pPr>
-        <w:ind w:left="720" w:first-line="-720"/>
-      </w:pPr>
-      <w:r>
-        <w:rPr>
-          <w:rFonts w:ascii="Times" w:hAnsi="Times" w:cs="Times"/>
-          <w:sz w:val="24"/>
-          <w:sz-cs w:val="24"/>
-          <w:b/>
+          <w:spacing w:val="0"/>
+        </w:rPr>
+        <w:t xml:space="preserve">LMSR commission: we left it going into the event's own pool account rather than straight to the market maker, because that's what Appendix A's worked example actually does (69.31 in, 100 paid out at $1/share, 31.32 left over that goes back to the market maker at close, no separate wallet mid-event). Order-book commission we send straight to the market maker's account instead, since Appendix B says explicitly that it should.</w:t>
+      </w:r>
+    </w:p>
+    <w:p>
+      <w:pPr>
+        <w:ind w:left="720" w:first-line="-720"/>
+      </w:pPr>
+      <w:r>
+        <w:rPr>
+          <w:rFonts w:ascii="Times" w:hAnsi="Times" w:cs="Times"/>
+          <w:sz w:val="24"/>
+          <w:sz-cs w:val="24"/>
         </w:rPr>
         <w:t xml:space="preserve"/>
         <w:tab/>
@@ -2160,31 +2118,20 @@
           <w:rFonts w:ascii="Times" w:hAnsi="Times" w:cs="Times"/>
           <w:sz w:val="24"/>
           <w:sz-cs w:val="24"/>
-          <w:b/>
-          <w:spacing w:val="0"/>
-        </w:rPr>
-        <w:t xml:space="preserve">LMSR close pays $1/share, not "amount invested".</w:t>
-      </w:r>
-      <w:r>
-        <w:rPr>
-          <w:rFonts w:ascii="Times" w:hAnsi="Times" w:cs="Times"/>
-          <w:sz w:val="24"/>
-          <w:sz-cs w:val="24"/>
-          <w:spacing w:val="0"/>
-        </w:rPr>
-        <w:t xml:space="preserve"> Per Appendix A ("whoever bought 100 YES shares gets $100 total"), the payout to each winning holder is $1 per share they hold, funded from the event's pool, with any remainder (subsidy leftover, accumulated commission) swept to the market maker afterward.</w:t>
-      </w:r>
-    </w:p>
-    <w:p>
-      <w:pPr>
-        <w:ind w:left="720" w:first-line="-720"/>
-      </w:pPr>
-      <w:r>
-        <w:rPr>
-          <w:rFonts w:ascii="Times" w:hAnsi="Times" w:cs="Times"/>
-          <w:sz w:val="24"/>
-          <w:sz-cs w:val="24"/>
-          <w:b/>
+          <w:spacing w:val="0"/>
+        </w:rPr>
+        <w:t xml:space="preserve">LMSR close pays $1 per winning share, not the amount people originally paid for it. That's what Appendix A's example says too ("whoever bought 100 YES shares gets $100 total"). Whatever's left in the pool after that (subsidy, commission collected along the way) goes back to the market maker.</w:t>
+      </w:r>
+    </w:p>
+    <w:p>
+      <w:pPr>
+        <w:ind w:left="720" w:first-line="-720"/>
+      </w:pPr>
+      <w:r>
+        <w:rPr>
+          <w:rFonts w:ascii="Times" w:hAnsi="Times" w:cs="Times"/>
+          <w:sz w:val="24"/>
+          <w:sz-cs w:val="24"/>
         </w:rPr>
         <w:t xml:space="preserve"/>
         <w:tab/>
@@ -2197,31 +2144,20 @@
           <w:rFonts w:ascii="Times" w:hAnsi="Times" w:cs="Times"/>
           <w:sz w:val="24"/>
           <w:sz-cs w:val="24"/>
-          <w:b/>
-          <w:spacing w:val="0"/>
-        </w:rPr>
-        <w:t xml:space="preserve">Order-book funds/shares are reserved in full at order placement</w:t>
-      </w:r>
-      <w:r>
-        <w:rPr>
-          <w:rFonts w:ascii="Times" w:hAnsi="Times" w:cs="Times"/>
-          <w:sz w:val="24"/>
-          <w:sz-cs w:val="24"/>
-          <w:spacing w:val="0"/>
-        </w:rPr>
-        <w:t xml:space="preserve"> (debited/removed immediately), not just at match time. There is no order-cancel feature in this exercise, so a resting order's reservation never needs to be given back - and this guarantees a user can never retroactively go negative just from placing orders, without needing per-match balance checks against orders that might still be sitting in the book.</w:t>
-      </w:r>
-    </w:p>
-    <w:p>
-      <w:pPr>
-        <w:ind w:left="720" w:first-line="-720"/>
-      </w:pPr>
-      <w:r>
-        <w:rPr>
-          <w:rFonts w:ascii="Times" w:hAnsi="Times" w:cs="Times"/>
-          <w:sz w:val="24"/>
-          <w:sz-cs w:val="24"/>
-          <w:b/>
+          <w:spacing w:val="0"/>
+        </w:rPr>
+        <w:t xml:space="preserve">Order-book orders reserve their full cash/shares the moment they're placed, not only once they match. There's no way to cancel an order in this exercise, so nothing needs to be given back later, and it means a user can't end up owing more than they have just from placing orders that are still sitting in the book.</w:t>
+      </w:r>
+    </w:p>
+    <w:p>
+      <w:pPr>
+        <w:ind w:left="720" w:first-line="-720"/>
+      </w:pPr>
+      <w:r>
+        <w:rPr>
+          <w:rFonts w:ascii="Times" w:hAnsi="Times" w:cs="Times"/>
+          <w:sz w:val="24"/>
+          <w:sz-cs w:val="24"/>
         </w:rPr>
         <w:t xml:space="preserve"/>
         <w:tab/>
@@ -2234,31 +2170,20 @@
           <w:rFonts w:ascii="Times" w:hAnsi="Times" w:cs="Times"/>
           <w:sz w:val="24"/>
           <w:sz-cs w:val="24"/>
-          <w:b/>
-          <w:spacing w:val="0"/>
-        </w:rPr>
-        <w:t xml:space="preserve">Order-book commission is charged leniently, at match time.</w:t>
-      </w:r>
-      <w:r>
-        <w:rPr>
-          <w:rFonts w:ascii="Times" w:hAnsi="Times" w:cs="Times"/>
-          <w:sz w:val="24"/>
-          <w:sz-cs w:val="24"/>
-          <w:spacing w:val="0"/>
-        </w:rPr>
-        <w:t xml:space="preserve"> Its exact total can't be known until an order actually executes (a resting order might fill via a plain resale or via a mint, at different prices, whenever that eventually happens), so - unlike the base trade cost - it isn't reserved up front. It's charged when a fill happens, using the same "allowed to go negative, then block the account" rule the assignment describes for settlement math in general.</w:t>
-      </w:r>
-    </w:p>
-    <w:p>
-      <w:pPr>
-        <w:ind w:left="720" w:first-line="-720"/>
-      </w:pPr>
-      <w:r>
-        <w:rPr>
-          <w:rFonts w:ascii="Times" w:hAnsi="Times" w:cs="Times"/>
-          <w:sz w:val="24"/>
-          <w:sz-cs w:val="24"/>
-          <w:b/>
+          <w:spacing w:val="0"/>
+        </w:rPr>
+        <w:t xml:space="preserve">Order-book commission on the other hand is only charged once a fill actually happens, since you can't know in advance whether/when a resting order will match, or at what price. If that charge pushes someone negative, we treat it the same way the assignment describes for settlement in general: allow it and block the account rather than reject the trade.</w:t>
+      </w:r>
+    </w:p>
+    <w:p>
+      <w:pPr>
+        <w:ind w:left="720" w:first-line="-720"/>
+      </w:pPr>
+      <w:r>
+        <w:rPr>
+          <w:rFonts w:ascii="Times" w:hAnsi="Times" w:cs="Times"/>
+          <w:sz w:val="24"/>
+          <w:sz-cs w:val="24"/>
         </w:rPr>
         <w:t xml:space="preserve"/>
         <w:tab/>
@@ -2271,50 +2196,20 @@
           <w:rFonts w:ascii="Times" w:hAnsi="Times" w:cs="Times"/>
           <w:sz w:val="24"/>
           <w:sz-cs w:val="24"/>
-          <w:b/>
-          <w:spacing w:val="0"/>
-        </w:rPr>
-        <w:t xml:space="preserve">Peer-to-peer mint priority.</w:t>
-      </w:r>
-      <w:r>
-        <w:rPr>
-          <w:rFonts w:ascii="Times" w:hAnsi="Times" w:cs="Times"/>
-          <w:sz w:val="24"/>
-          <w:sz-cs w:val="24"/>
-          <w:spacing w:val="0"/>
-        </w:rPr>
-        <w:t xml:space="preserve"> When several resting bids on the complementary option all qualify (their price + the incoming price &gt;= d), we mint against the </w:t>
-      </w:r>
-      <w:r>
-        <w:rPr>
-          <w:rFonts w:ascii="Times" w:hAnsi="Times" w:cs="Times"/>
-          <w:sz w:val="24"/>
-          <w:sz-cs w:val="24"/>
-          <w:i/>
-          <w:spacing w:val="0"/>
-        </w:rPr>
-        <w:t xml:space="preserve">best (highest) priced</w:t>
-      </w:r>
-      <w:r>
-        <w:rPr>
-          <w:rFonts w:ascii="Times" w:hAnsi="Times" w:cs="Times"/>
-          <w:sz w:val="24"/>
-          <w:sz-cs w:val="24"/>
-          <w:spacing w:val="0"/>
-        </w:rPr>
-        <w:t xml:space="preserve"> one first, then the next, standard price priority.</w:t>
-      </w:r>
-    </w:p>
-    <w:p>
-      <w:pPr>
-        <w:ind w:left="720" w:first-line="-720"/>
-      </w:pPr>
-      <w:r>
-        <w:rPr>
-          <w:rFonts w:ascii="Times" w:hAnsi="Times" w:cs="Times"/>
-          <w:sz w:val="24"/>
-          <w:sz-cs w:val="24"/>
-          <w:b/>
+          <w:spacing w:val="0"/>
+        </w:rPr>
+        <w:t xml:space="preserve">When a buy order can mint against more than one resting bid on the other side, we go through them best price first, same as everywhere else in the book.</w:t>
+      </w:r>
+    </w:p>
+    <w:p>
+      <w:pPr>
+        <w:ind w:left="720" w:first-line="-720"/>
+      </w:pPr>
+      <w:r>
+        <w:rPr>
+          <w:rFonts w:ascii="Times" w:hAnsi="Times" w:cs="Times"/>
+          <w:sz w:val="24"/>
+          <w:sz-cs w:val="24"/>
         </w:rPr>
         <w:t xml:space="preserve"/>
         <w:tab/>
@@ -2327,85 +2222,20 @@
           <w:rFonts w:ascii="Times" w:hAnsi="Times" w:cs="Times"/>
           <w:sz w:val="24"/>
           <w:sz-cs w:val="24"/>
-          <w:b/>
-          <w:spacing w:val="0"/>
-        </w:rPr>
-        <w:t xml:space="preserve">Order price bounds.</w:t>
-      </w:r>
-      <w:r>
-        <w:rPr>
-          <w:rFonts w:ascii="Times" w:hAnsi="Times" w:cs="Times"/>
-          <w:sz w:val="24"/>
-          <w:sz-cs w:val="24"/>
-          <w:spacing w:val="0"/>
-        </w:rPr>
-        <w:t xml:space="preserve"> An order's price must be in </w:t>
-      </w:r>
-      <w:r>
-        <w:rPr>
-          <w:rFonts w:ascii="Courier" w:hAnsi="Courier" w:cs="Courier"/>
-          <w:sz w:val="26"/>
-          <w:sz-cs w:val="26"/>
-          <w:spacing w:val="0"/>
-        </w:rPr>
-        <w:t xml:space="preserve">(0, d - 0.01]</w:t>
-      </w:r>
-      <w:r>
-        <w:rPr>
-          <w:rFonts w:ascii="Times" w:hAnsi="Times" w:cs="Times"/>
-          <w:sz w:val="24"/>
-          <w:sz-cs w:val="24"/>
-          <w:spacing w:val="0"/>
-        </w:rPr>
-        <w:t xml:space="preserve">, matching the lecturer's reference simulation (</w:t>
-      </w:r>
-      <w:r>
-        <w:rPr>
-          <w:rFonts w:ascii="Courier" w:hAnsi="Courier" w:cs="Courier"/>
-          <w:sz w:val="26"/>
-          <w:sz-cs w:val="26"/>
-          <w:spacing w:val="0"/>
-        </w:rPr>
-        <w:t xml:space="preserve">clob_simulation.html</w:t>
-      </w:r>
-      <w:r>
-        <w:rPr>
-          <w:rFonts w:ascii="Times" w:hAnsi="Times" w:cs="Times"/>
-          <w:sz w:val="24"/>
-          <w:sz-cs w:val="24"/>
-          <w:spacing w:val="0"/>
-        </w:rPr>
-        <w:t xml:space="preserve">), which rejects a price above </w:t>
-      </w:r>
-      <w:r>
-        <w:rPr>
-          <w:rFonts w:ascii="Courier" w:hAnsi="Courier" w:cs="Courier"/>
-          <w:sz w:val="26"/>
-          <w:sz-cs w:val="26"/>
-          <w:spacing w:val="0"/>
-        </w:rPr>
-        <w:t xml:space="preserve">d - 0.01</w:t>
-      </w:r>
-      <w:r>
-        <w:rPr>
-          <w:rFonts w:ascii="Times" w:hAnsi="Times" w:cs="Times"/>
-          <w:sz w:val="24"/>
-          <w:sz-cs w:val="24"/>
-          <w:spacing w:val="0"/>
-        </w:rPr>
-        <w:t xml:space="preserve"> with exactly that message.</w:t>
-      </w:r>
-    </w:p>
-    <w:p>
-      <w:pPr>
-        <w:ind w:left="720" w:first-line="-720"/>
-      </w:pPr>
-      <w:r>
-        <w:rPr>
-          <w:rFonts w:ascii="Times" w:hAnsi="Times" w:cs="Times"/>
-          <w:sz w:val="24"/>
-          <w:sz-cs w:val="24"/>
-          <w:b/>
+          <w:spacing w:val="0"/>
+        </w:rPr>
+        <w:t xml:space="preserve">Order price has to be between 0 and d - 0.01. We copied this straight from the lecturer's reference simulation (clob_simulation.html), which rejects anything above d - 0.01 with that exact wording.</w:t>
+      </w:r>
+    </w:p>
+    <w:p>
+      <w:pPr>
+        <w:ind w:left="720" w:first-line="-720"/>
+      </w:pPr>
+      <w:r>
+        <w:rPr>
+          <w:rFonts w:ascii="Times" w:hAnsi="Times" w:cs="Times"/>
+          <w:sz w:val="24"/>
+          <w:sz-cs w:val="24"/>
         </w:rPr>
         <w:t xml:space="preserve"/>
         <w:tab/>
@@ -2418,37 +2248,9 @@
           <w:rFonts w:ascii="Times" w:hAnsi="Times" w:cs="Times"/>
           <w:sz w:val="24"/>
           <w:sz-cs w:val="24"/>
-          <w:b/>
-          <w:spacing w:val="0"/>
-        </w:rPr>
-        <w:t xml:space="preserve">Every event must have exactly one market maker</w:t>
-      </w:r>
-      <w:r>
-        <w:rPr>
-          <w:rFonts w:ascii="Times" w:hAnsi="Times" w:cs="Times"/>
-          <w:sz w:val="24"/>
-          <w:sz-cs w:val="24"/>
-          <w:spacing w:val="0"/>
-        </w:rPr>
-        <w:t xml:space="preserve"> across all users in the file (checked as an application-level rule, since the XSD can't express it); an MM reference to a non-existent event id, a duplicate user name, or a non-positive </w:t>
-      </w:r>
-      <w:r>
-        <w:rPr>
-          <w:rFonts w:ascii="Courier" w:hAnsi="Courier" w:cs="Courier"/>
-          <w:sz w:val="26"/>
-          <w:sz-cs w:val="26"/>
-          <w:spacing w:val="0"/>
-        </w:rPr>
-        <w:t xml:space="preserve">initial-cash</w:t>
-      </w:r>
-      <w:r>
-        <w:rPr>
-          <w:rFonts w:ascii="Times" w:hAnsi="Times" w:cs="Times"/>
-          <w:sz w:val="24"/>
-          <w:sz-cs w:val="24"/>
-          <w:spacing w:val="0"/>
-        </w:rPr>
-        <w:t xml:space="preserve"> also invalidate the file.</w:t>
+          <w:spacing w:val="0"/>
+        </w:rPr>
+        <w:t xml:space="preserve">Every event needs exactly one market maker among the file's users; that's checked ourselves since the XSD can't express it. Same for an MM pointing at an event id that doesn't exist.</w:t>
       </w:r>
     </w:p>
     <w:p>
@@ -2474,7 +2276,7 @@
           <w:sz-cs w:val="24"/>
           <w:spacing w:val="0"/>
         </w:rPr>
-        <w:t xml:space="preserve">All amounts are formatted to exactly 2 decimal places; every user-facing option/event number is 1-based (the engine translates to/from 0-based indices internally).</w:t>
+        <w:t xml:space="preserve">Money is always shown to 2 decimal places, and every option/event number the user sees starts at 1 (internally we still use 0-based indices, just never show them).</w:t>
       </w:r>
     </w:p>
     <w:p>
@@ -2613,7 +2415,7 @@
           <w:sz-cs w:val="24"/>
           <w:spacing w:val="0"/>
         </w:rPr>
-        <w:t xml:space="preserve"> (both correctly rejected with the specific underlying problem: a market maker referencing a non-existent event id, and a user with </w:t>
+        <w:t xml:space="preserve"> (both correctly rejected, each with the specific underlying problem spelled out: a market maker referencing a non-existent event id, and a user with </w:t>
       </w:r>
       <w:r>
         <w:rPr>
@@ -2657,7 +2459,7 @@
           <w:sz-cs w:val="24"/>
           <w:spacing w:val="0"/>
         </w:rPr>
-        <w:t xml:space="preserve">Reproduced Appendix A's worked LMSR example exactly (subsidy 69.31, buying 100 shares moves the price 0.50 -&gt; 0.73 at a cost of ~62.01, pool at 131.3x, buyer receives 100 at close).</w:t>
+        <w:t xml:space="preserve">Reproduced Appendix A's worked LMSR example exactly: subsidy 69.31, buying 100 shares moves the price from 0.50 to 0.73 at a cost of about 62.01, pool ends up around 131.32, buyer receives 100 at close.</w:t>
       </w:r>
     </w:p>
     <w:p>
@@ -2763,25 +2565,87 @@
           <w:sz-cs w:val="24"/>
           <w:spacing w:val="0"/>
         </w:rPr>
-        <w:t xml:space="preserve">Verified the JavaFX app builds and launches cleanly via </w:t>
-      </w:r>
-      <w:r>
-        <w:rPr>
-          <w:rFonts w:ascii="Courier" w:hAnsi="Courier" w:cs="Courier"/>
-          <w:sz w:val="26"/>
-          <w:sz-cs w:val="26"/>
-          <w:spacing w:val="0"/>
-        </w:rPr>
-        <w:t xml:space="preserve">mvn package</w:t>
-      </w:r>
-      <w:r>
-        <w:rPr>
-          <w:rFonts w:ascii="Times" w:hAnsi="Times" w:cs="Times"/>
-          <w:sz w:val="24"/>
-          <w:sz-cs w:val="24"/>
-          <w:spacing w:val="0"/>
-        </w:rPr>
-        <w:t xml:space="preserve"> / </w:t>
+        <w:t xml:space="preserve">The three items above are permanent JUnit tests under </w:t>
+      </w:r>
+      <w:r>
+        <w:rPr>
+          <w:rFonts w:ascii="Courier" w:hAnsi="Courier" w:cs="Courier"/>
+          <w:sz w:val="26"/>
+          <w:sz-cs w:val="26"/>
+          <w:spacing w:val="0"/>
+        </w:rPr>
+        <w:t xml:space="preserve">gm-engine/src/test</w:t>
+      </w:r>
+      <w:r>
+        <w:rPr>
+          <w:rFonts w:ascii="Times" w:hAnsi="Times" w:cs="Times"/>
+          <w:sz w:val="24"/>
+          <w:sz-cs w:val="24"/>
+          <w:spacing w:val="0"/>
+        </w:rPr>
+        <w:t xml:space="preserve">, not just manual runs, so they keep getting re-checked as the code changes.</w:t>
+      </w:r>
+    </w:p>
+    <w:p>
+      <w:pPr>
+        <w:ind w:left="720" w:first-line="-720"/>
+      </w:pPr>
+      <w:r>
+        <w:rPr>
+          <w:rFonts w:ascii="Times" w:hAnsi="Times" w:cs="Times"/>
+          <w:sz w:val="24"/>
+          <w:sz-cs w:val="24"/>
+        </w:rPr>
+        <w:t xml:space="preserve"/>
+        <w:tab/>
+        <w:t xml:space="preserve">•</w:t>
+        <w:tab/>
+        <w:t xml:space="preserve"/>
+      </w:r>
+      <w:r>
+        <w:rPr>
+          <w:rFonts w:ascii="Times" w:hAnsi="Times" w:cs="Times"/>
+          <w:sz w:val="24"/>
+          <w:sz-cs w:val="24"/>
+          <w:spacing w:val="0"/>
+        </w:rPr>
+        <w:t xml:space="preserve">Built and ran the whole thing on an actual Windows machine (not just our own Macs): cloned the repo, </w:t>
+      </w:r>
+      <w:r>
+        <w:rPr>
+          <w:rFonts w:ascii="Courier" w:hAnsi="Courier" w:cs="Courier"/>
+          <w:sz w:val="26"/>
+          <w:sz-cs w:val="26"/>
+          <w:spacing w:val="0"/>
+        </w:rPr>
+        <w:t xml:space="preserve">mvn clean package</w:t>
+      </w:r>
+      <w:r>
+        <w:rPr>
+          <w:rFonts w:ascii="Times" w:hAnsi="Times" w:cs="Times"/>
+          <w:sz w:val="24"/>
+          <w:sz-cs w:val="24"/>
+          <w:spacing w:val="0"/>
+        </w:rPr>
+        <w:t xml:space="preserve">, then both </w:t>
+      </w:r>
+      <w:r>
+        <w:rPr>
+          <w:rFonts w:ascii="Courier" w:hAnsi="Courier" w:cs="Courier"/>
+          <w:sz w:val="26"/>
+          <w:sz-cs w:val="26"/>
+          <w:spacing w:val="0"/>
+        </w:rPr>
+        <w:t xml:space="preserve">java -jar gm-ui\target\gm-ui.jar</w:t>
+      </w:r>
+      <w:r>
+        <w:rPr>
+          <w:rFonts w:ascii="Times" w:hAnsi="Times" w:cs="Times"/>
+          <w:sz w:val="24"/>
+          <w:sz-cs w:val="24"/>
+          <w:spacing w:val="0"/>
+        </w:rPr>
+        <w:t xml:space="preserve"> directly and the assembled </w:t>
       </w:r>
       <w:r>
         <w:rPr>
@@ -2799,7 +2663,7 @@
           <w:sz-cs w:val="24"/>
           <w:spacing w:val="0"/>
         </w:rPr>
-        <w:t xml:space="preserve">-equivalent invocation, with the toolbar, navigation, filters and empty-state detail pane rendering as designed.</w:t>
+        <w:t xml:space="preserve"> distribution folder, exactly like the submission zip. Loaded files, traded on both an LMSR and an order-book event, opened/closed events, switched skins, resized the window.</w:t>
       </w:r>
     </w:p>
     <w:p>
@@ -2825,51 +2689,7 @@
           <w:sz-cs w:val="24"/>
           <w:spacing w:val="0"/>
         </w:rPr>
-        <w:t xml:space="preserve">Resized the window down to a small size and confirmed the events/users tables and detail panes stay reachable via their scroll panes.</w:t>
-      </w:r>
-    </w:p>
-    <w:p>
-      <w:pPr>
-        <w:ind w:left="720" w:first-line="-720"/>
-      </w:pPr>
-      <w:r>
-        <w:rPr>
-          <w:rFonts w:ascii="Times" w:hAnsi="Times" w:cs="Times"/>
-          <w:sz w:val="24"/>
-          <w:sz-cs w:val="24"/>
-        </w:rPr>
-        <w:t xml:space="preserve"/>
-        <w:tab/>
-        <w:t xml:space="preserve">•</w:t>
-        <w:tab/>
-        <w:t xml:space="preserve"/>
-      </w:r>
-      <w:r>
-        <w:rPr>
-          <w:rFonts w:ascii="Times" w:hAnsi="Times" w:cs="Times"/>
-          <w:sz w:val="24"/>
-          <w:sz-cs w:val="24"/>
-          <w:spacing w:val="0"/>
-        </w:rPr>
-        <w:t xml:space="preserve">The items above (file loading/validation, the LMSR worked example, the order-book simulation replay) are permanent JUnit tests under </w:t>
-      </w:r>
-      <w:r>
-        <w:rPr>
-          <w:rFonts w:ascii="Courier" w:hAnsi="Courier" w:cs="Courier"/>
-          <w:sz w:val="26"/>
-          <w:sz-cs w:val="26"/>
-          <w:spacing w:val="0"/>
-        </w:rPr>
-        <w:t xml:space="preserve">gm-engine/src/test</w:t>
-      </w:r>
-      <w:r>
-        <w:rPr>
-          <w:rFonts w:ascii="Times" w:hAnsi="Times" w:cs="Times"/>
-          <w:sz w:val="24"/>
-          <w:sz-cs w:val="24"/>
-          <w:spacing w:val="0"/>
-        </w:rPr>
-        <w:t xml:space="preserve">, not just manual runs. A GitHub Actions workflow (</w:t>
+        <w:t xml:space="preserve">On top of that manual pass, </w:t>
       </w:r>
       <w:r>
         <w:rPr>
@@ -2887,25 +2707,7 @@
           <w:sz-cs w:val="24"/>
           <w:spacing w:val="0"/>
         </w:rPr>
-        <w:t xml:space="preserve">) runs them plus a full </w:t>
-      </w:r>
-      <w:r>
-        <w:rPr>
-          <w:rFonts w:ascii="Courier" w:hAnsi="Courier" w:cs="Courier"/>
-          <w:sz w:val="26"/>
-          <w:sz-cs w:val="26"/>
-          <w:spacing w:val="0"/>
-        </w:rPr>
-        <w:t xml:space="preserve">mvn package</w:t>
-      </w:r>
-      <w:r>
-        <w:rPr>
-          <w:rFonts w:ascii="Times" w:hAnsi="Times" w:cs="Times"/>
-          <w:sz w:val="24"/>
-          <w:sz-cs w:val="24"/>
-          <w:spacing w:val="0"/>
-        </w:rPr>
-        <w:t xml:space="preserve"> and a packaged-jar launch check on a real </w:t>
+        <w:t xml:space="preserve"> runs the JUnit tests plus a full build-and-launch check on a real </w:t>
       </w:r>
       <w:r>
         <w:rPr>
@@ -2923,7 +2725,7 @@
           <w:sz-cs w:val="24"/>
           <w:spacing w:val="0"/>
         </w:rPr>
-        <w:t xml:space="preserve"> runner on every push, since we only have Macs to develop on but the assignment is graded on Windows 10.</w:t>
+        <w:t xml:space="preserve"> GitHub Actions runner on every push, so regressions on Windows get caught automatically going forward.</w:t>
       </w:r>
     </w:p>
     <w:sectPr/>
